--- a/LabTP3/L3_TP_Șoimaru Gabriel_SI-264.docx
+++ b/LabTP3/L3_TP_Șoimaru Gabriel_SI-264.docx
@@ -279,40 +279,40 @@
           <w:szCs w:val="36"/>
           <w:lang w:val="ro-RO"/>
         </w:rPr>
-        <w:t>Linux Luminarium</w:t>
-      </w:r>
+        <w:t xml:space="preserve">Linux </w:t>
+      </w:r>
+      <w:proofErr w:type="spellStart"/>
       <w:r>
         <w:rPr>
           <w:sz w:val="36"/>
           <w:szCs w:val="36"/>
           <w:lang w:val="ro-RO"/>
         </w:rPr>
-        <w:t xml:space="preserve"> </w:t>
-      </w:r>
+        <w:t>Luminarium</w:t>
+      </w:r>
+      <w:proofErr w:type="spellEnd"/>
       <w:r>
         <w:rPr>
           <w:sz w:val="36"/>
           <w:szCs w:val="36"/>
           <w:lang w:val="ro-RO"/>
         </w:rPr>
-        <w:t>”</w:t>
-      </w:r>
-    </w:p>
-    <w:p>
-      <w:pPr>
-        <w:ind w:left="283"/>
-        <w:rPr>
-          <w:b/>
+        <w:t xml:space="preserve"> </w:t>
+      </w:r>
+      <w:r>
+        <w:rPr>
           <w:sz w:val="36"/>
           <w:szCs w:val="36"/>
           <w:lang w:val="ro-RO"/>
         </w:rPr>
-      </w:pPr>
+        <w:t>”</w:t>
+      </w:r>
     </w:p>
     <w:p>
       <w:pPr>
         <w:ind w:left="283"/>
         <w:rPr>
+          <w:b/>
           <w:sz w:val="36"/>
           <w:szCs w:val="36"/>
           <w:lang w:val="ro-RO"/>
@@ -323,6 +323,16 @@
       <w:pPr>
         <w:ind w:left="283"/>
         <w:rPr>
+          <w:sz w:val="36"/>
+          <w:szCs w:val="36"/>
+          <w:lang w:val="ro-RO"/>
+        </w:rPr>
+      </w:pPr>
+    </w:p>
+    <w:p>
+      <w:pPr>
+        <w:ind w:left="283"/>
+        <w:rPr>
           <w:sz w:val="32"/>
           <w:szCs w:val="32"/>
           <w:lang w:val="ro-RO"/>
@@ -550,13 +560,23 @@
         </w:rPr>
         <w:t xml:space="preserve">asistent universitar </w:t>
       </w:r>
-      <w:r>
-        <w:rPr>
-          <w:sz w:val="28"/>
-          <w:szCs w:val="28"/>
-          <w:lang w:val="ro-RO"/>
-        </w:rPr>
-        <w:t>Reițman Patricia</w:t>
+      <w:proofErr w:type="spellStart"/>
+      <w:r>
+        <w:rPr>
+          <w:sz w:val="28"/>
+          <w:szCs w:val="28"/>
+          <w:lang w:val="ro-RO"/>
+        </w:rPr>
+        <w:t>Reițman</w:t>
+      </w:r>
+      <w:proofErr w:type="spellEnd"/>
+      <w:r>
+        <w:rPr>
+          <w:sz w:val="28"/>
+          <w:szCs w:val="28"/>
+          <w:lang w:val="ro-RO"/>
+        </w:rPr>
+        <w:t xml:space="preserve"> Patricia</w:t>
       </w:r>
     </w:p>
     <w:p>
@@ -685,13 +705,17 @@
         <w:rPr>
           <w:b/>
           <w:bCs/>
-          <w:lang w:val="ro-RO"/>
-        </w:rPr>
-      </w:pPr>
-      <w:r>
-        <w:rPr>
-          <w:b/>
-          <w:bCs/>
+          <w:sz w:val="22"/>
+          <w:szCs w:val="22"/>
+          <w:lang w:val="ro-RO"/>
+        </w:rPr>
+      </w:pPr>
+      <w:r>
+        <w:rPr>
+          <w:b/>
+          <w:bCs/>
+          <w:sz w:val="22"/>
+          <w:szCs w:val="22"/>
           <w:lang w:val="ro-RO"/>
         </w:rPr>
         <w:t>Completarea</w:t>
@@ -700,9 +724,77 @@
         <w:rPr>
           <w:b/>
           <w:bCs/>
-          <w:lang w:val="ro-RO"/>
-        </w:rPr>
-        <w:t xml:space="preserve"> dojo-ului Linux Luminarium de pe pwn.college.</w:t>
+          <w:sz w:val="22"/>
+          <w:szCs w:val="22"/>
+          <w:lang w:val="ro-RO"/>
+        </w:rPr>
+        <w:t xml:space="preserve"> </w:t>
+      </w:r>
+      <w:proofErr w:type="spellStart"/>
+      <w:r>
+        <w:rPr>
+          <w:b/>
+          <w:bCs/>
+          <w:sz w:val="22"/>
+          <w:szCs w:val="22"/>
+          <w:lang w:val="ro-RO"/>
+        </w:rPr>
+        <w:t>dojo</w:t>
+      </w:r>
+      <w:proofErr w:type="spellEnd"/>
+      <w:r>
+        <w:rPr>
+          <w:b/>
+          <w:bCs/>
+          <w:sz w:val="22"/>
+          <w:szCs w:val="22"/>
+          <w:lang w:val="ro-RO"/>
+        </w:rPr>
+        <w:t xml:space="preserve">-ului Linux </w:t>
+      </w:r>
+      <w:proofErr w:type="spellStart"/>
+      <w:r>
+        <w:rPr>
+          <w:b/>
+          <w:bCs/>
+          <w:sz w:val="22"/>
+          <w:szCs w:val="22"/>
+          <w:lang w:val="ro-RO"/>
+        </w:rPr>
+        <w:t>Luminarium</w:t>
+      </w:r>
+      <w:proofErr w:type="spellEnd"/>
+      <w:r>
+        <w:rPr>
+          <w:b/>
+          <w:bCs/>
+          <w:sz w:val="22"/>
+          <w:szCs w:val="22"/>
+          <w:lang w:val="ro-RO"/>
+        </w:rPr>
+        <w:t xml:space="preserve"> de pe </w:t>
+      </w:r>
+      <w:proofErr w:type="spellStart"/>
+      <w:r>
+        <w:rPr>
+          <w:b/>
+          <w:bCs/>
+          <w:sz w:val="22"/>
+          <w:szCs w:val="22"/>
+          <w:lang w:val="ro-RO"/>
+        </w:rPr>
+        <w:t>pwn.college</w:t>
+      </w:r>
+      <w:proofErr w:type="spellEnd"/>
+      <w:r>
+        <w:rPr>
+          <w:b/>
+          <w:bCs/>
+          <w:sz w:val="22"/>
+          <w:szCs w:val="22"/>
+          <w:lang w:val="ro-RO"/>
+        </w:rPr>
+        <w:t>.</w:t>
       </w:r>
     </w:p>
     <w:p>
@@ -711,23 +803,29 @@
         <w:rPr>
           <w:b/>
           <w:bCs/>
-          <w:lang w:val="ro-RO"/>
-        </w:rPr>
-      </w:pPr>
-      <w:r>
-        <w:rPr>
-          <w:b/>
-          <w:bCs/>
+          <w:sz w:val="22"/>
+          <w:szCs w:val="22"/>
+          <w:lang w:val="ro-RO"/>
+        </w:rPr>
+      </w:pPr>
+      <w:r>
+        <w:rPr>
+          <w:b/>
+          <w:bCs/>
+          <w:sz w:val="22"/>
+          <w:szCs w:val="22"/>
           <w:lang w:val="ro-RO"/>
         </w:rPr>
         <w:t>(</w:t>
       </w:r>
-      <w:hyperlink r:id="rId7" w:history="1">
+      <w:hyperlink r:id="rId8" w:history="1">
         <w:r>
           <w:rPr>
             <w:rStyle w:val="Hyperlink"/>
             <w:b/>
             <w:bCs/>
+            <w:sz w:val="22"/>
+            <w:szCs w:val="22"/>
             <w:lang w:val="ro-RO"/>
           </w:rPr>
           <w:t>https://pwn.college/linux-luminarium/</w:t>
@@ -737,20 +835,12 @@
         <w:rPr>
           <w:b/>
           <w:bCs/>
+          <w:sz w:val="22"/>
+          <w:szCs w:val="22"/>
           <w:lang w:val="ro-RO"/>
         </w:rPr>
         <w:t>)</w:t>
       </w:r>
-    </w:p>
-    <w:p>
-      <w:pPr>
-        <w:spacing w:after="160" w:line="259" w:lineRule="auto"/>
-        <w:rPr>
-          <w:b/>
-          <w:bCs/>
-          <w:lang w:val="ro-RO"/>
-        </w:rPr>
-      </w:pPr>
     </w:p>
     <w:p>
       <w:pPr>
@@ -766,91 +856,153 @@
       </w:pPr>
       <w:r>
         <w:rPr>
-          <w:b/>
-          <w:bCs/>
           <w:noProof/>
+        </w:rPr>
+        <mc:AlternateContent>
+          <mc:Choice Requires="wps">
+            <w:drawing>
+              <wp:anchor distT="0" distB="0" distL="114300" distR="114300" simplePos="0" relativeHeight="251663360" behindDoc="0" locked="0" layoutInCell="1" allowOverlap="1" wp14:anchorId="3AB47BF1" wp14:editId="16F93A60">
+                <wp:simplePos x="0" y="0"/>
+                <wp:positionH relativeFrom="column">
+                  <wp:posOffset>1905</wp:posOffset>
+                </wp:positionH>
+                <wp:positionV relativeFrom="paragraph">
+                  <wp:posOffset>7495540</wp:posOffset>
+                </wp:positionV>
+                <wp:extent cx="6690360" cy="635"/>
+                <wp:effectExtent l="0" t="0" r="0" b="0"/>
+                <wp:wrapSquare wrapText="bothSides"/>
+                <wp:docPr id="4" name="Text Box 4"/>
+                <wp:cNvGraphicFramePr/>
+                <a:graphic xmlns:a="http://schemas.openxmlformats.org/drawingml/2006/main">
+                  <a:graphicData uri="http://schemas.microsoft.com/office/word/2010/wordprocessingShape">
+                    <wps:wsp>
+                      <wps:cNvSpPr txBox="1"/>
+                      <wps:spPr>
+                        <a:xfrm>
+                          <a:off x="0" y="0"/>
+                          <a:ext cx="6690360" cy="635"/>
+                        </a:xfrm>
+                        <a:prstGeom prst="rect">
+                          <a:avLst/>
+                        </a:prstGeom>
+                        <a:solidFill>
+                          <a:prstClr val="white"/>
+                        </a:solidFill>
+                        <a:ln>
+                          <a:noFill/>
+                        </a:ln>
+                      </wps:spPr>
+                      <wps:txbx>
+                        <w:txbxContent>
+                          <w:p>
+                            <w:pPr>
+                              <w:pStyle w:val="Caption"/>
+                              <w:jc w:val="center"/>
+                              <w:rPr>
+                                <w:b/>
+                                <w:bCs/>
+                                <w:noProof/>
+                                <w:sz w:val="24"/>
+                                <w:szCs w:val="24"/>
+                                <w:lang w:val="ro-RO"/>
+                              </w:rPr>
+                            </w:pPr>
+                            <w:r>
+                              <w:t xml:space="preserve">Figură </w:t>
+                            </w:r>
+                            <w:r>
+                              <w:rPr>
+                                <w:lang w:val="ro-RO"/>
+                              </w:rPr>
+                              <w:t xml:space="preserve">2. A doua jumătate din Linux </w:t>
+                            </w:r>
+                            <w:proofErr w:type="spellStart"/>
+                            <w:r>
+                              <w:rPr>
+                                <w:lang w:val="ro-RO"/>
+                              </w:rPr>
+                              <w:t>Luminarium</w:t>
+                            </w:r>
+                            <w:proofErr w:type="spellEnd"/>
+                          </w:p>
+                        </w:txbxContent>
+                      </wps:txbx>
+                      <wps:bodyPr rot="0" spcFirstLastPara="0" vertOverflow="overflow" horzOverflow="overflow" vert="horz" wrap="square" lIns="0" tIns="0" rIns="0" bIns="0" numCol="1" spcCol="0" rtlCol="0" fromWordArt="0" anchor="t" anchorCtr="0" forceAA="0" compatLnSpc="1">
+                        <a:prstTxWarp prst="textNoShape">
+                          <a:avLst/>
+                        </a:prstTxWarp>
+                        <a:spAutoFit/>
+                      </wps:bodyPr>
+                    </wps:wsp>
+                  </a:graphicData>
+                </a:graphic>
+              </wp:anchor>
+            </w:drawing>
+          </mc:Choice>
+          <mc:Fallback>
+            <w:pict>
+              <v:shapetype w14:anchorId="3AB47BF1" id="_x0000_t202" coordsize="21600,21600" o:spt="202" path="m,l,21600r21600,l21600,xe">
+                <v:stroke joinstyle="miter"/>
+                <v:path gradientshapeok="t" o:connecttype="rect"/>
+              </v:shapetype>
+              <v:shape id="Text Box 4" o:spid="_x0000_s1026" type="#_x0000_t202" style="position:absolute;left:0;text-align:left;margin-left:.15pt;margin-top:590.2pt;width:526.8pt;height:.05pt;z-index:251663360;visibility:visible;mso-wrap-style:square;mso-wrap-distance-left:9pt;mso-wrap-distance-top:0;mso-wrap-distance-right:9pt;mso-wrap-distance-bottom:0;mso-position-horizontal:absolute;mso-position-horizontal-relative:text;mso-position-vertical:absolute;mso-position-vertical-relative:text;v-text-anchor:top" o:gfxdata="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" stroked="f">
+                <v:textbox style="mso-fit-shape-to-text:t" inset="0,0,0,0">
+                  <w:txbxContent>
+                    <w:p>
+                      <w:pPr>
+                        <w:pStyle w:val="Caption"/>
+                        <w:jc w:val="center"/>
+                        <w:rPr>
+                          <w:b/>
+                          <w:bCs/>
+                          <w:noProof/>
+                          <w:sz w:val="24"/>
+                          <w:szCs w:val="24"/>
+                          <w:lang w:val="ro-RO"/>
+                        </w:rPr>
+                      </w:pPr>
+                      <w:r>
+                        <w:t xml:space="preserve">Figură </w:t>
+                      </w:r>
+                      <w:r>
+                        <w:rPr>
+                          <w:lang w:val="ro-RO"/>
+                        </w:rPr>
+                        <w:t xml:space="preserve">2. A doua jumătate din Linux </w:t>
+                      </w:r>
+                      <w:proofErr w:type="spellStart"/>
+                      <w:r>
+                        <w:rPr>
+                          <w:lang w:val="ro-RO"/>
+                        </w:rPr>
+                        <w:t>Luminarium</w:t>
+                      </w:r>
+                      <w:proofErr w:type="spellEnd"/>
+                    </w:p>
+                  </w:txbxContent>
+                </v:textbox>
+                <w10:wrap type="square"/>
+              </v:shape>
+            </w:pict>
+          </mc:Fallback>
+        </mc:AlternateContent>
+      </w:r>
+      <w:r>
+        <w:rPr>
+          <w:b/>
+          <w:bCs/>
+          <w:noProof/>
           <w:lang w:val="ro-RO"/>
         </w:rPr>
         <w:drawing>
-          <wp:anchor distT="0" distB="0" distL="114300" distR="114300" simplePos="0" relativeHeight="251658240" behindDoc="1" locked="0" layoutInCell="1" allowOverlap="1" wp14:anchorId="4BB94275" wp14:editId="2ACF2A69">
+          <wp:anchor distT="0" distB="0" distL="114300" distR="114300" simplePos="0" relativeHeight="251659264" behindDoc="0" locked="0" layoutInCell="1" allowOverlap="1" wp14:anchorId="69DC4F43" wp14:editId="00B843FB">
             <wp:simplePos x="0" y="0"/>
             <wp:positionH relativeFrom="margin">
               <wp:align>right</wp:align>
             </wp:positionH>
             <wp:positionV relativeFrom="paragraph">
-              <wp:posOffset>299720</wp:posOffset>
-            </wp:positionV>
-            <wp:extent cx="6682740" cy="3680460"/>
-            <wp:effectExtent l="0" t="0" r="3810" b="0"/>
-            <wp:wrapTight wrapText="bothSides">
-              <wp:wrapPolygon edited="0">
-                <wp:start x="0" y="0"/>
-                <wp:lineTo x="0" y="21466"/>
-                <wp:lineTo x="21551" y="21466"/>
-                <wp:lineTo x="21551" y="0"/>
-                <wp:lineTo x="0" y="0"/>
-              </wp:wrapPolygon>
-            </wp:wrapTight>
-            <wp:docPr id="1" name="Picture 1"/>
-            <wp:cNvGraphicFramePr>
-              <a:graphicFrameLocks xmlns:a="http://schemas.openxmlformats.org/drawingml/2006/main" noChangeAspect="1"/>
-            </wp:cNvGraphicFramePr>
-            <a:graphic xmlns:a="http://schemas.openxmlformats.org/drawingml/2006/main">
-              <a:graphicData uri="http://schemas.openxmlformats.org/drawingml/2006/picture">
-                <pic:pic xmlns:pic="http://schemas.openxmlformats.org/drawingml/2006/picture">
-                  <pic:nvPicPr>
-                    <pic:cNvPr id="0" name="Picture 3"/>
-                    <pic:cNvPicPr>
-                      <a:picLocks noChangeAspect="1" noChangeArrowheads="1"/>
-                    </pic:cNvPicPr>
-                  </pic:nvPicPr>
-                  <pic:blipFill>
-                    <a:blip r:embed="rId8">
-                      <a:extLst>
-                        <a:ext uri="{28A0092B-C50C-407E-A947-70E740481C1C}">
-                          <a14:useLocalDpi xmlns:a14="http://schemas.microsoft.com/office/drawing/2010/main" val="0"/>
-                        </a:ext>
-                      </a:extLst>
-                    </a:blip>
-                    <a:srcRect/>
-                    <a:stretch>
-                      <a:fillRect/>
-                    </a:stretch>
-                  </pic:blipFill>
-                  <pic:spPr bwMode="auto">
-                    <a:xfrm>
-                      <a:off x="0" y="0"/>
-                      <a:ext cx="6682740" cy="3680460"/>
-                    </a:xfrm>
-                    <a:prstGeom prst="rect">
-                      <a:avLst/>
-                    </a:prstGeom>
-                    <a:noFill/>
-                    <a:ln>
-                      <a:noFill/>
-                    </a:ln>
-                  </pic:spPr>
-                </pic:pic>
-              </a:graphicData>
-            </a:graphic>
-          </wp:anchor>
-        </w:drawing>
-      </w:r>
-      <w:r>
-        <w:rPr>
-          <w:b/>
-          <w:bCs/>
-          <w:noProof/>
-          <w:lang w:val="ro-RO"/>
-        </w:rPr>
-        <w:drawing>
-          <wp:anchor distT="0" distB="0" distL="114300" distR="114300" simplePos="0" relativeHeight="251659264" behindDoc="0" locked="0" layoutInCell="1" allowOverlap="1" wp14:anchorId="69DC4F43" wp14:editId="29AC09B8">
-            <wp:simplePos x="0" y="0"/>
-            <wp:positionH relativeFrom="margin">
-              <wp:align>right</wp:align>
-            </wp:positionH>
-            <wp:positionV relativeFrom="paragraph">
-              <wp:posOffset>4098925</wp:posOffset>
+              <wp:posOffset>4296410</wp:posOffset>
             </wp:positionV>
             <wp:extent cx="6690360" cy="3337560"/>
             <wp:effectExtent l="0" t="0" r="0" b="0"/>
@@ -902,6 +1054,263 @@
       </w:r>
       <w:r>
         <w:rPr>
+          <w:noProof/>
+        </w:rPr>
+        <mc:AlternateContent>
+          <mc:Choice Requires="wps">
+            <w:drawing>
+              <wp:anchor distT="0" distB="0" distL="114300" distR="114300" simplePos="0" relativeHeight="251661312" behindDoc="1" locked="0" layoutInCell="1" allowOverlap="1" wp14:anchorId="12766F11" wp14:editId="38D8D111">
+                <wp:simplePos x="0" y="0"/>
+                <wp:positionH relativeFrom="column">
+                  <wp:posOffset>5715</wp:posOffset>
+                </wp:positionH>
+                <wp:positionV relativeFrom="paragraph">
+                  <wp:posOffset>4037330</wp:posOffset>
+                </wp:positionV>
+                <wp:extent cx="6682740" cy="635"/>
+                <wp:effectExtent l="0" t="0" r="0" b="0"/>
+                <wp:wrapTight wrapText="bothSides">
+                  <wp:wrapPolygon edited="0">
+                    <wp:start x="0" y="0"/>
+                    <wp:lineTo x="0" y="21600"/>
+                    <wp:lineTo x="21600" y="21600"/>
+                    <wp:lineTo x="21600" y="0"/>
+                  </wp:wrapPolygon>
+                </wp:wrapTight>
+                <wp:docPr id="3" name="Text Box 3"/>
+                <wp:cNvGraphicFramePr/>
+                <a:graphic xmlns:a="http://schemas.openxmlformats.org/drawingml/2006/main">
+                  <a:graphicData uri="http://schemas.microsoft.com/office/word/2010/wordprocessingShape">
+                    <wps:wsp>
+                      <wps:cNvSpPr txBox="1"/>
+                      <wps:spPr>
+                        <a:xfrm>
+                          <a:off x="0" y="0"/>
+                          <a:ext cx="6682740" cy="635"/>
+                        </a:xfrm>
+                        <a:prstGeom prst="rect">
+                          <a:avLst/>
+                        </a:prstGeom>
+                        <a:solidFill>
+                          <a:prstClr val="white"/>
+                        </a:solidFill>
+                        <a:ln>
+                          <a:noFill/>
+                        </a:ln>
+                      </wps:spPr>
+                      <wps:txbx>
+                        <w:txbxContent>
+                          <w:p>
+                            <w:pPr>
+                              <w:pStyle w:val="Caption"/>
+                              <w:jc w:val="center"/>
+                              <w:rPr>
+                                <w:b/>
+                                <w:bCs/>
+                                <w:noProof/>
+                                <w:sz w:val="24"/>
+                                <w:szCs w:val="24"/>
+                                <w:lang w:val="ro-RO"/>
+                              </w:rPr>
+                            </w:pPr>
+                            <w:r>
+                              <w:t xml:space="preserve">Figură </w:t>
+                            </w:r>
+                            <w:r>
+                              <w:fldChar w:fldCharType="begin"/>
+                            </w:r>
+                            <w:r>
+                              <w:instrText xml:space="preserve"> SEQ Figură \* ARABIC </w:instrText>
+                            </w:r>
+                            <w:r>
+                              <w:fldChar w:fldCharType="separate"/>
+                            </w:r>
+                            <w:r>
+                              <w:rPr>
+                                <w:noProof/>
+                              </w:rPr>
+                              <w:t>1</w:t>
+                            </w:r>
+                            <w:r>
+                              <w:fldChar w:fldCharType="end"/>
+                            </w:r>
+                            <w:r>
+                              <w:rPr>
+                                <w:lang w:val="ro-RO"/>
+                              </w:rPr>
+                              <w:t xml:space="preserve">. Prima jumătate din </w:t>
+                            </w:r>
+                            <w:r>
+                              <w:rPr>
+                                <w:lang w:val="ro-RO"/>
+                              </w:rPr>
+                              <w:t xml:space="preserve">Linux </w:t>
+                            </w:r>
+                            <w:proofErr w:type="spellStart"/>
+                            <w:r>
+                              <w:rPr>
+                                <w:lang w:val="ro-RO"/>
+                              </w:rPr>
+                              <w:t>Luminarium</w:t>
+                            </w:r>
+                            <w:proofErr w:type="spellEnd"/>
+                          </w:p>
+                        </w:txbxContent>
+                      </wps:txbx>
+                      <wps:bodyPr rot="0" spcFirstLastPara="0" vertOverflow="overflow" horzOverflow="overflow" vert="horz" wrap="square" lIns="0" tIns="0" rIns="0" bIns="0" numCol="1" spcCol="0" rtlCol="0" fromWordArt="0" anchor="t" anchorCtr="0" forceAA="0" compatLnSpc="1">
+                        <a:prstTxWarp prst="textNoShape">
+                          <a:avLst/>
+                        </a:prstTxWarp>
+                        <a:spAutoFit/>
+                      </wps:bodyPr>
+                    </wps:wsp>
+                  </a:graphicData>
+                </a:graphic>
+              </wp:anchor>
+            </w:drawing>
+          </mc:Choice>
+          <mc:Fallback>
+            <w:pict>
+              <v:shape w14:anchorId="12766F11" id="Text Box 3" o:spid="_x0000_s1027" type="#_x0000_t202" style="position:absolute;left:0;text-align:left;margin-left:.45pt;margin-top:317.9pt;width:526.2pt;height:.05pt;z-index:-251655168;visibility:visible;mso-wrap-style:square;mso-wrap-distance-left:9pt;mso-wrap-distance-top:0;mso-wrap-distance-right:9pt;mso-wrap-distance-bottom:0;mso-position-horizontal:absolute;mso-position-horizontal-relative:text;mso-position-vertical:absolute;mso-position-vertical-relative:text;v-text-anchor:top" o:gfxdata="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" stroked="f">
+                <v:textbox style="mso-fit-shape-to-text:t" inset="0,0,0,0">
+                  <w:txbxContent>
+                    <w:p>
+                      <w:pPr>
+                        <w:pStyle w:val="Caption"/>
+                        <w:jc w:val="center"/>
+                        <w:rPr>
+                          <w:b/>
+                          <w:bCs/>
+                          <w:noProof/>
+                          <w:sz w:val="24"/>
+                          <w:szCs w:val="24"/>
+                          <w:lang w:val="ro-RO"/>
+                        </w:rPr>
+                      </w:pPr>
+                      <w:r>
+                        <w:t xml:space="preserve">Figură </w:t>
+                      </w:r>
+                      <w:r>
+                        <w:fldChar w:fldCharType="begin"/>
+                      </w:r>
+                      <w:r>
+                        <w:instrText xml:space="preserve"> SEQ Figură \* ARABIC </w:instrText>
+                      </w:r>
+                      <w:r>
+                        <w:fldChar w:fldCharType="separate"/>
+                      </w:r>
+                      <w:r>
+                        <w:rPr>
+                          <w:noProof/>
+                        </w:rPr>
+                        <w:t>1</w:t>
+                      </w:r>
+                      <w:r>
+                        <w:fldChar w:fldCharType="end"/>
+                      </w:r>
+                      <w:r>
+                        <w:rPr>
+                          <w:lang w:val="ro-RO"/>
+                        </w:rPr>
+                        <w:t xml:space="preserve">. Prima jumătate din </w:t>
+                      </w:r>
+                      <w:r>
+                        <w:rPr>
+                          <w:lang w:val="ro-RO"/>
+                        </w:rPr>
+                        <w:t xml:space="preserve">Linux </w:t>
+                      </w:r>
+                      <w:proofErr w:type="spellStart"/>
+                      <w:r>
+                        <w:rPr>
+                          <w:lang w:val="ro-RO"/>
+                        </w:rPr>
+                        <w:t>Luminarium</w:t>
+                      </w:r>
+                      <w:proofErr w:type="spellEnd"/>
+                    </w:p>
+                  </w:txbxContent>
+                </v:textbox>
+                <w10:wrap type="tight"/>
+              </v:shape>
+            </w:pict>
+          </mc:Fallback>
+        </mc:AlternateContent>
+      </w:r>
+      <w:r>
+        <w:rPr>
+          <w:b/>
+          <w:bCs/>
+          <w:noProof/>
+          <w:lang w:val="ro-RO"/>
+        </w:rPr>
+        <w:drawing>
+          <wp:anchor distT="0" distB="0" distL="114300" distR="114300" simplePos="0" relativeHeight="251658240" behindDoc="1" locked="0" layoutInCell="1" allowOverlap="1" wp14:anchorId="4BB94275" wp14:editId="0756E186">
+            <wp:simplePos x="0" y="0"/>
+            <wp:positionH relativeFrom="margin">
+              <wp:align>right</wp:align>
+            </wp:positionH>
+            <wp:positionV relativeFrom="paragraph">
+              <wp:posOffset>299720</wp:posOffset>
+            </wp:positionV>
+            <wp:extent cx="6682740" cy="3680460"/>
+            <wp:effectExtent l="0" t="0" r="3810" b="0"/>
+            <wp:wrapTight wrapText="bothSides">
+              <wp:wrapPolygon edited="0">
+                <wp:start x="0" y="0"/>
+                <wp:lineTo x="0" y="21466"/>
+                <wp:lineTo x="21551" y="21466"/>
+                <wp:lineTo x="21551" y="0"/>
+                <wp:lineTo x="0" y="0"/>
+              </wp:wrapPolygon>
+            </wp:wrapTight>
+            <wp:docPr id="1" name="Picture 1"/>
+            <wp:cNvGraphicFramePr>
+              <a:graphicFrameLocks xmlns:a="http://schemas.openxmlformats.org/drawingml/2006/main" noChangeAspect="1"/>
+            </wp:cNvGraphicFramePr>
+            <a:graphic xmlns:a="http://schemas.openxmlformats.org/drawingml/2006/main">
+              <a:graphicData uri="http://schemas.openxmlformats.org/drawingml/2006/picture">
+                <pic:pic xmlns:pic="http://schemas.openxmlformats.org/drawingml/2006/picture">
+                  <pic:nvPicPr>
+                    <pic:cNvPr id="0" name="Picture 3"/>
+                    <pic:cNvPicPr>
+                      <a:picLocks noChangeAspect="1" noChangeArrowheads="1"/>
+                    </pic:cNvPicPr>
+                  </pic:nvPicPr>
+                  <pic:blipFill>
+                    <a:blip r:embed="rId10">
+                      <a:extLst>
+                        <a:ext uri="{28A0092B-C50C-407E-A947-70E740481C1C}">
+                          <a14:useLocalDpi xmlns:a14="http://schemas.microsoft.com/office/drawing/2010/main" val="0"/>
+                        </a:ext>
+                      </a:extLst>
+                    </a:blip>
+                    <a:srcRect/>
+                    <a:stretch>
+                      <a:fillRect/>
+                    </a:stretch>
+                  </pic:blipFill>
+                  <pic:spPr bwMode="auto">
+                    <a:xfrm>
+                      <a:off x="0" y="0"/>
+                      <a:ext cx="6682740" cy="3680460"/>
+                    </a:xfrm>
+                    <a:prstGeom prst="rect">
+                      <a:avLst/>
+                    </a:prstGeom>
+                    <a:noFill/>
+                    <a:ln>
+                      <a:noFill/>
+                    </a:ln>
+                  </pic:spPr>
+                </pic:pic>
+              </a:graphicData>
+            </a:graphic>
+          </wp:anchor>
+        </w:drawing>
+      </w:r>
+      <w:r>
+        <w:rPr>
           <w:b/>
           <w:bCs/>
           <w:sz w:val="28"/>
@@ -933,15 +1342,27 @@
           <w:lang w:val="ro-RO"/>
         </w:rPr>
       </w:pPr>
-      <w:r>
-        <w:rPr>
-          <w:b/>
-          <w:bCs/>
-          <w:sz w:val="28"/>
-          <w:szCs w:val="28"/>
-          <w:lang w:val="ro-RO"/>
-        </w:rPr>
-        <w:lastRenderedPageBreak/>
+    </w:p>
+    <w:p>
+      <w:pPr>
+        <w:spacing w:line="360" w:lineRule="auto"/>
+        <w:jc w:val="center"/>
+        <w:rPr>
+          <w:b/>
+          <w:bCs/>
+          <w:sz w:val="28"/>
+          <w:szCs w:val="28"/>
+          <w:lang w:val="ro-RO"/>
+        </w:rPr>
+      </w:pPr>
+      <w:r>
+        <w:rPr>
+          <w:b/>
+          <w:bCs/>
+          <w:sz w:val="28"/>
+          <w:szCs w:val="28"/>
+          <w:lang w:val="ro-RO"/>
+        </w:rPr>
         <w:t>CONCLUZII</w:t>
       </w:r>
     </w:p>
@@ -978,7 +1399,25 @@
           <w:bCs/>
           <w:lang w:val="ro-RO"/>
         </w:rPr>
-        <w:t>baza terminalului bash din Linux.</w:t>
+        <w:t xml:space="preserve">baza terminalului </w:t>
+      </w:r>
+      <w:proofErr w:type="spellStart"/>
+      <w:r>
+        <w:rPr>
+          <w:b/>
+          <w:bCs/>
+          <w:lang w:val="ro-RO"/>
+        </w:rPr>
+        <w:t>bash</w:t>
+      </w:r>
+      <w:proofErr w:type="spellEnd"/>
+      <w:r>
+        <w:rPr>
+          <w:b/>
+          <w:bCs/>
+          <w:lang w:val="ro-RO"/>
+        </w:rPr>
+        <w:t xml:space="preserve"> din Linux.</w:t>
       </w:r>
       <w:r>
         <w:rPr>
@@ -1044,9 +1483,23 @@
         <w:rPr>
           <w:lang w:val="ro-RO"/>
         </w:rPr>
-        <w:t>fișierele informative de pe pwn.college. (</w:t>
-      </w:r>
-      <w:hyperlink r:id="rId10" w:history="1">
+        <w:t xml:space="preserve">fișierele informative de pe </w:t>
+      </w:r>
+      <w:proofErr w:type="spellStart"/>
+      <w:r>
+        <w:rPr>
+          <w:lang w:val="ro-RO"/>
+        </w:rPr>
+        <w:t>pwn.college</w:t>
+      </w:r>
+      <w:proofErr w:type="spellEnd"/>
+      <w:r>
+        <w:rPr>
+          <w:lang w:val="ro-RO"/>
+        </w:rPr>
+        <w:t>. (</w:t>
+      </w:r>
+      <w:hyperlink r:id="rId11" w:history="1">
         <w:r>
           <w:rPr>
             <w:rStyle w:val="Hyperlink"/>
@@ -1073,8 +1526,8 @@
       </w:pPr>
     </w:p>
     <w:sectPr>
-      <w:footerReference w:type="even" r:id="rId11"/>
-      <w:footerReference w:type="default" r:id="rId12"/>
+      <w:footerReference w:type="even" r:id="rId12"/>
+      <w:footerReference w:type="default" r:id="rId13"/>
       <w:pgSz w:w="12240" w:h="15840"/>
       <w:pgMar w:top="1134" w:right="567" w:bottom="1134" w:left="1134" w:header="708" w:footer="708" w:gutter="0"/>
       <w:cols w:space="708"/>
@@ -2082,6 +2535,25 @@
     <w:unhideWhenUsed/>
     <w:rsid w:val="00B2231F"/>
   </w:style>
+  <w:style w:type="paragraph" w:styleId="Caption">
+    <w:name w:val="caption"/>
+    <w:basedOn w:val="Normal"/>
+    <w:next w:val="Normal"/>
+    <w:uiPriority w:val="35"/>
+    <w:unhideWhenUsed/>
+    <w:qFormat/>
+    <w:rsid w:val="000424E5"/>
+    <w:pPr>
+      <w:spacing w:after="200"/>
+    </w:pPr>
+    <w:rPr>
+      <w:i/>
+      <w:iCs/>
+      <w:color w:val="44546A" w:themeColor="text2"/>
+      <w:sz w:val="18"/>
+      <w:szCs w:val="18"/>
+    </w:rPr>
+  </w:style>
 </w:styles>
 </file>
 
@@ -2378,4 +2850,16 @@
     </a:ext>
   </a:extLst>
 </a:theme>
+</file>
+
+<file path=customXml/item1.xml><?xml version="1.0" encoding="utf-8"?>
+<b:Sources xmlns:b="http://schemas.openxmlformats.org/officeDocument/2006/bibliography" xmlns="http://schemas.openxmlformats.org/officeDocument/2006/bibliography" SelectedStyle="\APASixthEditionOfficeOnline.xsl" StyleName="APA" Version="6"/>
+</file>
+
+<file path=customXml/itemProps1.xml><?xml version="1.0" encoding="utf-8"?>
+<ds:datastoreItem xmlns:ds="http://schemas.openxmlformats.org/officeDocument/2006/customXml" ds:itemID="{2807E753-0BBA-4FC0-B738-FE995A5D7B24}">
+  <ds:schemaRefs>
+    <ds:schemaRef ds:uri="http://schemas.openxmlformats.org/officeDocument/2006/bibliography"/>
+  </ds:schemaRefs>
+</ds:datastoreItem>
 </file>